--- a/Data Structure Notes/Stack with array implementation problem statement and solutions.docx
+++ b/Data Structure Notes/Stack with array implementation problem statement and solutions.docx
@@ -171,7 +171,7 @@
     <w:p>
       <w:r>
         <w:pict w14:anchorId="75102AEA">
-          <v:rect id="_x0000_i1139" style="width:0;height:1.5pt" o:hralign="center" o:hrstd="t" o:hr="t" fillcolor="#a0a0a0" stroked="f"/>
+          <v:rect id="_x0000_i1025" style="width:0;height:1.5pt" o:hralign="center" o:hrstd="t" o:hr="t" fillcolor="#a0a0a0" stroked="f"/>
         </w:pict>
       </w:r>
     </w:p>
@@ -670,7 +670,7 @@
       <w:r>
         <w:lastRenderedPageBreak/>
         <w:pict w14:anchorId="084B5C21">
-          <v:rect id="_x0000_i1140" style="width:0;height:1.5pt" o:hralign="center" o:hrstd="t" o:hr="t" fillcolor="#a0a0a0" stroked="f"/>
+          <v:rect id="_x0000_i1026" style="width:0;height:1.5pt" o:hralign="center" o:hrstd="t" o:hr="t" fillcolor="#a0a0a0" stroked="f"/>
         </w:pict>
       </w:r>
     </w:p>
@@ -866,7 +866,7 @@
     <w:p>
       <w:r>
         <w:pict w14:anchorId="4E1A210C">
-          <v:rect id="_x0000_i1141" style="width:0;height:1.5pt" o:hralign="center" o:hrstd="t" o:hr="t" fillcolor="#a0a0a0" stroked="f"/>
+          <v:rect id="_x0000_i1027" style="width:0;height:1.5pt" o:hralign="center" o:hrstd="t" o:hr="t" fillcolor="#a0a0a0" stroked="f"/>
         </w:pict>
       </w:r>
     </w:p>
@@ -1035,6 +1035,10 @@
         <w:t xml:space="preserve"> % 10);</w:t>
       </w:r>
       <w:r>
+        <w:tab/>
+        <w:t>// 4321</w:t>
+      </w:r>
+      <w:r>
         <w:br/>
         <w:t xml:space="preserve">            </w:t>
       </w:r>
@@ -1044,7 +1048,18 @@
       </w:r>
       <w:proofErr w:type="spellEnd"/>
       <w:r>
-        <w:t xml:space="preserve"> /= 10;</w:t>
+        <w:t xml:space="preserve"> = </w:t>
+      </w:r>
+      <w:proofErr w:type="spellStart"/>
+      <w:r>
+        <w:t>num</w:t>
+      </w:r>
+      <w:proofErr w:type="spellEnd"/>
+      <w:r>
+        <w:t>/</w:t>
+      </w:r>
+      <w:r>
+        <w:t>10;</w:t>
       </w:r>
       <w:r>
         <w:br/>
@@ -1097,7 +1112,7 @@
     <w:p>
       <w:r>
         <w:pict w14:anchorId="616AB519">
-          <v:rect id="_x0000_i1144" style="width:0;height:1.5pt" o:hralign="center" o:hrstd="t" o:hr="t" fillcolor="#a0a0a0" stroked="f"/>
+          <v:rect id="_x0000_i1028" style="width:0;height:1.5pt" o:hralign="center" o:hrstd="t" o:hr="t" fillcolor="#a0a0a0" stroked="f"/>
         </w:pict>
       </w:r>
     </w:p>
@@ -1255,7 +1270,7 @@
     <w:p>
       <w:r>
         <w:pict w14:anchorId="55B26E9A">
-          <v:rect id="_x0000_i1145" style="width:0;height:1.5pt" o:hralign="center" o:hrstd="t" o:hr="t" fillcolor="#a0a0a0" stroked="f"/>
+          <v:rect id="_x0000_i1029" style="width:0;height:1.5pt" o:hralign="center" o:hrstd="t" o:hr="t" fillcolor="#a0a0a0" stroked="f"/>
         </w:pict>
       </w:r>
     </w:p>
@@ -1450,7 +1465,7 @@
     <w:p>
       <w:r>
         <w:pict w14:anchorId="3949E0B7">
-          <v:rect id="_x0000_i1146" style="width:0;height:1.5pt" o:hralign="center" o:hrstd="t" o:hr="t" fillcolor="#a0a0a0" stroked="f"/>
+          <v:rect id="_x0000_i1030" style="width:0;height:1.5pt" o:hralign="center" o:hrstd="t" o:hr="t" fillcolor="#a0a0a0" stroked="f"/>
         </w:pict>
       </w:r>
     </w:p>
@@ -1632,10 +1647,173 @@
         <w:t>}</w:t>
       </w:r>
     </w:p>
+    <w:p/>
+    <w:p/>
+    <w:p/>
+    <w:p/>
+    <w:p/>
+    <w:p/>
+    <w:p>
+      <w:r>
+        <w:lastRenderedPageBreak/>
+        <w:t xml:space="preserve">Browser history </w:t>
+      </w:r>
+    </w:p>
+    <w:p>
+      <w:r>
+        <w:t xml:space="preserve">Stack back = new </w:t>
+      </w:r>
+      <w:proofErr w:type="gramStart"/>
+      <w:r>
+        <w:t>Stack();</w:t>
+      </w:r>
+      <w:proofErr w:type="gramEnd"/>
+    </w:p>
+    <w:p>
+      <w:r>
+        <w:t xml:space="preserve">Stack forward = new </w:t>
+      </w:r>
+      <w:proofErr w:type="gramStart"/>
+      <w:r>
+        <w:t>Stack();</w:t>
+      </w:r>
+      <w:proofErr w:type="gramEnd"/>
+    </w:p>
+    <w:p>
+      <w:proofErr w:type="spellStart"/>
+      <w:r>
+        <w:t>Back.push</w:t>
+      </w:r>
+      <w:proofErr w:type="spellEnd"/>
+      <w:r>
+        <w:t>(“google.com”</w:t>
+      </w:r>
+      <w:proofErr w:type="gramStart"/>
+      <w:r>
+        <w:t>);</w:t>
+      </w:r>
+      <w:proofErr w:type="gramEnd"/>
+    </w:p>
+    <w:p>
+      <w:proofErr w:type="spellStart"/>
+      <w:r>
+        <w:t>Back.push</w:t>
+      </w:r>
+      <w:proofErr w:type="spellEnd"/>
+      <w:r>
+        <w:t>(“linked.com”</w:t>
+      </w:r>
+      <w:proofErr w:type="gramStart"/>
+      <w:r>
+        <w:t>);</w:t>
+      </w:r>
+      <w:proofErr w:type="gramEnd"/>
+    </w:p>
+    <w:p>
+      <w:proofErr w:type="spellStart"/>
+      <w:r>
+        <w:t>Back.push</w:t>
+      </w:r>
+      <w:proofErr w:type="spellEnd"/>
+      <w:r>
+        <w:t>(“facebook.com”</w:t>
+      </w:r>
+      <w:proofErr w:type="gramStart"/>
+      <w:r>
+        <w:t>);</w:t>
+      </w:r>
+      <w:proofErr w:type="gramEnd"/>
+    </w:p>
+    <w:p/>
+    <w:p/>
+    <w:p>
+      <w:proofErr w:type="spellStart"/>
+      <w:r>
+        <w:t>Forward.push</w:t>
+      </w:r>
+      <w:proofErr w:type="spellEnd"/>
+      <w:r>
+        <w:t>(</w:t>
+      </w:r>
+      <w:proofErr w:type="spellStart"/>
+      <w:proofErr w:type="gramStart"/>
+      <w:r>
+        <w:t>back.pop</w:t>
+      </w:r>
+      <w:proofErr w:type="spellEnd"/>
+      <w:r>
+        <w:t>(</w:t>
+      </w:r>
+      <w:proofErr w:type="gramEnd"/>
+      <w:r>
+        <w:t>)</w:t>
+      </w:r>
+      <w:proofErr w:type="gramStart"/>
+      <w:r>
+        <w:t>);</w:t>
+      </w:r>
+      <w:proofErr w:type="gramEnd"/>
+    </w:p>
+    <w:p>
+      <w:proofErr w:type="spellStart"/>
+      <w:r>
+        <w:t>Forward.push</w:t>
+      </w:r>
+      <w:proofErr w:type="spellEnd"/>
+      <w:r>
+        <w:t>(</w:t>
+      </w:r>
+      <w:proofErr w:type="spellStart"/>
+      <w:proofErr w:type="gramStart"/>
+      <w:r>
+        <w:t>back.pop</w:t>
+      </w:r>
+      <w:proofErr w:type="spellEnd"/>
+      <w:r>
+        <w:t>(</w:t>
+      </w:r>
+      <w:proofErr w:type="gramEnd"/>
+      <w:r>
+        <w:t>)</w:t>
+      </w:r>
+      <w:proofErr w:type="gramStart"/>
+      <w:r>
+        <w:t>);</w:t>
+      </w:r>
+      <w:proofErr w:type="gramEnd"/>
+    </w:p>
+    <w:p>
+      <w:proofErr w:type="spellStart"/>
+      <w:r>
+        <w:t>Forward.push</w:t>
+      </w:r>
+      <w:proofErr w:type="spellEnd"/>
+      <w:r>
+        <w:t>(</w:t>
+      </w:r>
+      <w:proofErr w:type="spellStart"/>
+      <w:proofErr w:type="gramStart"/>
+      <w:r>
+        <w:t>back.pop</w:t>
+      </w:r>
+      <w:proofErr w:type="spellEnd"/>
+      <w:r>
+        <w:t>(</w:t>
+      </w:r>
+      <w:proofErr w:type="gramEnd"/>
+      <w:r>
+        <w:t>)</w:t>
+      </w:r>
+      <w:proofErr w:type="gramStart"/>
+      <w:r>
+        <w:t>);</w:t>
+      </w:r>
+      <w:proofErr w:type="gramEnd"/>
+    </w:p>
     <w:p>
       <w:r>
         <w:pict w14:anchorId="623E8CFE">
-          <v:rect id="_x0000_i1147" style="width:0;height:1.5pt" o:hralign="center" o:hrstd="t" o:hr="t" fillcolor="#a0a0a0" stroked="f"/>
+          <v:rect id="_x0000_i1031" style="width:0;height:1.5pt" o:hralign="center" o:hrstd="t" o:hr="t" fillcolor="#a0a0a0" stroked="f"/>
         </w:pict>
       </w:r>
     </w:p>
@@ -1700,81 +1878,141 @@
         <w:br/>
       </w:r>
       <w:r>
+        <w:br/>
+        <w:t xml:space="preserve">        </w:t>
+      </w:r>
+      <w:proofErr w:type="spellStart"/>
+      <w:r>
+        <w:t>StackArray</w:t>
+      </w:r>
+      <w:proofErr w:type="spellEnd"/>
+      <w:r>
+        <w:t xml:space="preserve"> stack = new </w:t>
+      </w:r>
+      <w:proofErr w:type="spellStart"/>
+      <w:r>
+        <w:t>StackArray</w:t>
+      </w:r>
+      <w:proofErr w:type="spellEnd"/>
+      <w:r>
+        <w:t>(</w:t>
+      </w:r>
+      <w:proofErr w:type="spellStart"/>
+      <w:r>
+        <w:t>exp.length</w:t>
+      </w:r>
+      <w:proofErr w:type="spellEnd"/>
+      <w:r>
+        <w:t>());</w:t>
+      </w:r>
+      <w:r>
+        <w:br/>
+      </w:r>
+      <w:r>
+        <w:br/>
+        <w:t xml:space="preserve">        for (char c : </w:t>
+      </w:r>
+      <w:proofErr w:type="spellStart"/>
+      <w:r>
+        <w:t>exp.toCharArray</w:t>
+      </w:r>
+      <w:proofErr w:type="spellEnd"/>
+      <w:r>
+        <w:t>()) {</w:t>
+      </w:r>
+      <w:r>
+        <w:br/>
+      </w:r>
+      <w:r>
+        <w:br/>
+        <w:t xml:space="preserve">            if (c == '(')</w:t>
+      </w:r>
+      <w:r>
+        <w:br/>
+        <w:t xml:space="preserve">                </w:t>
+      </w:r>
+      <w:proofErr w:type="spellStart"/>
+      <w:r>
+        <w:t>stack.push</w:t>
+      </w:r>
+      <w:proofErr w:type="spellEnd"/>
+      <w:r>
+        <w:t>(c);</w:t>
+      </w:r>
+      <w:r>
+        <w:br/>
+      </w:r>
+      <w:r>
+        <w:br/>
+        <w:t xml:space="preserve">            if (c == ')') {</w:t>
+      </w:r>
+      <w:r>
+        <w:br/>
+      </w:r>
+      <w:r>
+        <w:br/>
+        <w:t xml:space="preserve">                if (</w:t>
+      </w:r>
+      <w:proofErr w:type="spellStart"/>
+      <w:r>
+        <w:t>stack.isEmpty</w:t>
+      </w:r>
+      <w:proofErr w:type="spellEnd"/>
+      <w:r>
+        <w:t>()) {</w:t>
+      </w:r>
+      <w:r>
+        <w:br/>
+        <w:t xml:space="preserve">                    </w:t>
+      </w:r>
+      <w:proofErr w:type="spellStart"/>
+      <w:r>
+        <w:t>System.out.println</w:t>
+      </w:r>
+      <w:proofErr w:type="spellEnd"/>
+      <w:r>
+        <w:t>("Not Balanced");</w:t>
+      </w:r>
+      <w:r>
+        <w:br/>
+        <w:t xml:space="preserve">                    return;</w:t>
+      </w:r>
+      <w:r>
+        <w:br/>
+        <w:t xml:space="preserve">                }</w:t>
+      </w:r>
+      <w:r>
+        <w:br/>
+      </w:r>
+      <w:r>
+        <w:br/>
+        <w:t xml:space="preserve">                </w:t>
+      </w:r>
+      <w:proofErr w:type="spellStart"/>
+      <w:r>
+        <w:t>stack.pop</w:t>
+      </w:r>
+      <w:proofErr w:type="spellEnd"/>
+      <w:r>
+        <w:t>();</w:t>
+      </w:r>
+      <w:r>
+        <w:br/>
+        <w:t xml:space="preserve">            }</w:t>
+      </w:r>
+      <w:r>
+        <w:br/>
+      </w:r>
+      <w:r>
         <w:lastRenderedPageBreak/>
-        <w:br/>
-        <w:t xml:space="preserve">        </w:t>
-      </w:r>
-      <w:proofErr w:type="spellStart"/>
-      <w:r>
-        <w:t>StackArray</w:t>
-      </w:r>
-      <w:proofErr w:type="spellEnd"/>
-      <w:r>
-        <w:t xml:space="preserve"> stack = new </w:t>
-      </w:r>
-      <w:proofErr w:type="spellStart"/>
-      <w:r>
-        <w:t>StackArray</w:t>
-      </w:r>
-      <w:proofErr w:type="spellEnd"/>
-      <w:r>
-        <w:t>(</w:t>
-      </w:r>
-      <w:proofErr w:type="spellStart"/>
-      <w:r>
-        <w:t>exp.length</w:t>
-      </w:r>
-      <w:proofErr w:type="spellEnd"/>
-      <w:r>
-        <w:t>());</w:t>
-      </w:r>
-      <w:r>
-        <w:br/>
-      </w:r>
-      <w:r>
-        <w:br/>
-        <w:t xml:space="preserve">        for (char c : </w:t>
-      </w:r>
-      <w:proofErr w:type="spellStart"/>
-      <w:r>
-        <w:t>exp.toCharArray</w:t>
-      </w:r>
-      <w:proofErr w:type="spellEnd"/>
-      <w:r>
-        <w:t>()) {</w:t>
-      </w:r>
-      <w:r>
-        <w:br/>
-      </w:r>
-      <w:r>
-        <w:br/>
-        <w:t xml:space="preserve">            if (c == '(')</w:t>
-      </w:r>
-      <w:r>
-        <w:br/>
-        <w:t xml:space="preserve">                </w:t>
-      </w:r>
-      <w:proofErr w:type="spellStart"/>
-      <w:r>
-        <w:t>stack.push</w:t>
-      </w:r>
-      <w:proofErr w:type="spellEnd"/>
-      <w:r>
-        <w:t>(c);</w:t>
-      </w:r>
-      <w:r>
-        <w:br/>
-      </w:r>
-      <w:r>
-        <w:br/>
-        <w:t xml:space="preserve">            if (c == ')') {</w:t>
-      </w:r>
-      <w:r>
-        <w:br/>
-      </w:r>
-      <w:r>
-        <w:br/>
-        <w:t xml:space="preserve">                if (</w:t>
+        <w:t xml:space="preserve">        }</w:t>
+      </w:r>
+      <w:r>
+        <w:br/>
+      </w:r>
+      <w:r>
+        <w:br/>
+        <w:t xml:space="preserve">        if (</w:t>
       </w:r>
       <w:proofErr w:type="spellStart"/>
       <w:r>
@@ -1782,11 +2020,11 @@
       </w:r>
       <w:proofErr w:type="spellEnd"/>
       <w:r>
-        <w:t>()) {</w:t>
-      </w:r>
-      <w:r>
-        <w:br/>
-        <w:t xml:space="preserve">                    </w:t>
+        <w:t>())</w:t>
+      </w:r>
+      <w:r>
+        <w:br/>
+        <w:t xml:space="preserve">            </w:t>
       </w:r>
       <w:proofErr w:type="spellStart"/>
       <w:r>
@@ -1794,84 +2032,26 @@
       </w:r>
       <w:proofErr w:type="spellEnd"/>
       <w:r>
+        <w:t>("Balanced");</w:t>
+      </w:r>
+      <w:r>
+        <w:br/>
+        <w:t xml:space="preserve">        else</w:t>
+      </w:r>
+      <w:r>
+        <w:br/>
+        <w:t xml:space="preserve">            </w:t>
+      </w:r>
+      <w:proofErr w:type="spellStart"/>
+      <w:r>
+        <w:t>System.out.println</w:t>
+      </w:r>
+      <w:proofErr w:type="spellEnd"/>
+      <w:r>
         <w:t>("Not Balanced");</w:t>
       </w:r>
       <w:r>
         <w:br/>
-        <w:t xml:space="preserve">                    return;</w:t>
-      </w:r>
-      <w:r>
-        <w:br/>
-        <w:t xml:space="preserve">                }</w:t>
-      </w:r>
-      <w:r>
-        <w:br/>
-      </w:r>
-      <w:r>
-        <w:br/>
-        <w:t xml:space="preserve">                </w:t>
-      </w:r>
-      <w:proofErr w:type="spellStart"/>
-      <w:r>
-        <w:t>stack.pop</w:t>
-      </w:r>
-      <w:proofErr w:type="spellEnd"/>
-      <w:r>
-        <w:t>();</w:t>
-      </w:r>
-      <w:r>
-        <w:br/>
-        <w:t xml:space="preserve">            }</w:t>
-      </w:r>
-      <w:r>
-        <w:br/>
-        <w:t xml:space="preserve">        }</w:t>
-      </w:r>
-      <w:r>
-        <w:br/>
-      </w:r>
-      <w:r>
-        <w:br/>
-        <w:t xml:space="preserve">        if (</w:t>
-      </w:r>
-      <w:proofErr w:type="spellStart"/>
-      <w:r>
-        <w:t>stack.isEmpty</w:t>
-      </w:r>
-      <w:proofErr w:type="spellEnd"/>
-      <w:r>
-        <w:t>())</w:t>
-      </w:r>
-      <w:r>
-        <w:br/>
-        <w:t xml:space="preserve">            </w:t>
-      </w:r>
-      <w:proofErr w:type="spellStart"/>
-      <w:r>
-        <w:t>System.out.println</w:t>
-      </w:r>
-      <w:proofErr w:type="spellEnd"/>
-      <w:r>
-        <w:t>("Balanced");</w:t>
-      </w:r>
-      <w:r>
-        <w:br/>
-        <w:t xml:space="preserve">        else</w:t>
-      </w:r>
-      <w:r>
-        <w:br/>
-        <w:t xml:space="preserve">            </w:t>
-      </w:r>
-      <w:proofErr w:type="spellStart"/>
-      <w:r>
-        <w:t>System.out.println</w:t>
-      </w:r>
-      <w:proofErr w:type="spellEnd"/>
-      <w:r>
-        <w:t>("Not Balanced");</w:t>
-      </w:r>
-      <w:r>
-        <w:br/>
         <w:t xml:space="preserve">    }</w:t>
       </w:r>
       <w:r>
@@ -1882,7 +2062,7 @@
     <w:p>
       <w:r>
         <w:pict w14:anchorId="14B3D52D">
-          <v:rect id="_x0000_i1148" style="width:0;height:1.5pt" o:hralign="center" o:hrstd="t" o:hr="t" fillcolor="#a0a0a0" stroked="f"/>
+          <v:rect id="_x0000_i1032" style="width:0;height:1.5pt" o:hralign="center" o:hrstd="t" o:hr="t" fillcolor="#a0a0a0" stroked="f"/>
         </w:pict>
       </w:r>
     </w:p>
@@ -2020,7 +2200,6 @@
         <w:br/>
       </w:r>
       <w:r>
-        <w:lastRenderedPageBreak/>
         <w:br/>
         <w:t xml:space="preserve">        while (!</w:t>
       </w:r>
@@ -2071,7 +2250,7 @@
     <w:p>
       <w:r>
         <w:pict w14:anchorId="5205DE36">
-          <v:rect id="_x0000_i1149" style="width:0;height:1.5pt" o:hralign="center" o:hrstd="t" o:hr="t" fillcolor="#a0a0a0" stroked="f"/>
+          <v:rect id="_x0000_i1033" style="width:0;height:1.5pt" o:hralign="center" o:hrstd="t" o:hr="t" fillcolor="#a0a0a0" stroked="f"/>
         </w:pict>
       </w:r>
     </w:p>
@@ -2159,6 +2338,7 @@
         <w:br/>
       </w:r>
       <w:r>
+        <w:lastRenderedPageBreak/>
         <w:br/>
         <w:t xml:space="preserve">        while (</w:t>
       </w:r>
@@ -2270,7 +2450,7 @@
     <w:p>
       <w:r>
         <w:pict w14:anchorId="462AA6AB">
-          <v:rect id="_x0000_i1150" style="width:0;height:1.5pt" o:hralign="center" o:hrstd="t" o:hr="t" fillcolor="#a0a0a0" stroked="f"/>
+          <v:rect id="_x0000_i1034" style="width:0;height:1.5pt" o:hralign="center" o:hrstd="t" o:hr="t" fillcolor="#a0a0a0" stroked="f"/>
         </w:pict>
       </w:r>
     </w:p>
@@ -2356,7 +2536,6 @@
         <w:br/>
       </w:r>
       <w:r>
-        <w:lastRenderedPageBreak/>
         <w:br/>
         <w:t xml:space="preserve">        </w:t>
       </w:r>
@@ -2453,7 +2632,7 @@
     <w:p>
       <w:r>
         <w:pict w14:anchorId="6D48BAEC">
-          <v:rect id="_x0000_i1151" style="width:0;height:1.5pt" o:hralign="center" o:hrstd="t" o:hr="t" fillcolor="#a0a0a0" stroked="f"/>
+          <v:rect id="_x0000_i1035" style="width:0;height:1.5pt" o:hralign="center" o:hrstd="t" o:hr="t" fillcolor="#a0a0a0" stroked="f"/>
         </w:pict>
       </w:r>
     </w:p>
@@ -2540,6 +2719,9 @@
       </w:r>
       <w:r>
         <w:br/>
+      </w:r>
+      <w:r>
+        <w:lastRenderedPageBreak/>
         <w:t xml:space="preserve">        </w:t>
       </w:r>
       <w:proofErr w:type="spellStart"/>
@@ -2642,7 +2824,7 @@
     <w:p>
       <w:r>
         <w:pict w14:anchorId="1A37D08B">
-          <v:rect id="_x0000_i1152" style="width:0;height:1.5pt" o:hralign="center" o:hrstd="t" o:hr="t" fillcolor="#a0a0a0" stroked="f"/>
+          <v:rect id="_x0000_i1036" style="width:0;height:1.5pt" o:hralign="center" o:hrstd="t" o:hr="t" fillcolor="#a0a0a0" stroked="f"/>
         </w:pict>
       </w:r>
     </w:p>
@@ -2788,9 +2970,6 @@
       </w:r>
       <w:r>
         <w:br/>
-      </w:r>
-      <w:r>
-        <w:lastRenderedPageBreak/>
         <w:t xml:space="preserve">  </w:t>
       </w:r>
       <w:proofErr w:type="gramStart"/>
@@ -2806,7 +2985,7 @@
     <w:p>
       <w:r>
         <w:pict w14:anchorId="6EB4D01F">
-          <v:rect id="_x0000_i1154" style="width:0;height:1.5pt" o:hralign="center" o:hrstd="t" o:hr="t" fillcolor="#a0a0a0" stroked="f"/>
+          <v:rect id="_x0000_i1037" style="width:0;height:1.5pt" o:hralign="center" o:hrstd="t" o:hr="t" fillcolor="#a0a0a0" stroked="f"/>
         </w:pict>
       </w:r>
     </w:p>
@@ -3000,6 +3179,7 @@
         <w:br/>
       </w:r>
       <w:r>
+        <w:lastRenderedPageBreak/>
         <w:br/>
         <w:t xml:space="preserve">            </w:t>
       </w:r>
@@ -3043,7 +3223,7 @@
     <w:p>
       <w:r>
         <w:pict w14:anchorId="29A12655">
-          <v:rect id="_x0000_i1155" style="width:0;height:1.5pt" o:hralign="center" o:hrstd="t" o:hr="t" fillcolor="#a0a0a0" stroked="f"/>
+          <v:rect id="_x0000_i1038" style="width:0;height:1.5pt" o:hralign="center" o:hrstd="t" o:hr="t" fillcolor="#a0a0a0" stroked="f"/>
         </w:pict>
       </w:r>
     </w:p>
@@ -3201,7 +3381,6 @@
         <w:br/>
       </w:r>
       <w:r>
-        <w:lastRenderedPageBreak/>
         <w:br/>
         <w:t xml:space="preserve">        </w:t>
       </w:r>
@@ -3225,7 +3404,7 @@
     <w:p>
       <w:r>
         <w:pict w14:anchorId="2648421A">
-          <v:rect id="_x0000_i1156" style="width:0;height:1.5pt" o:hralign="center" o:hrstd="t" o:hr="t" fillcolor="#a0a0a0" stroked="f"/>
+          <v:rect id="_x0000_i1039" style="width:0;height:1.5pt" o:hralign="center" o:hrstd="t" o:hr="t" fillcolor="#a0a0a0" stroked="f"/>
         </w:pict>
       </w:r>
     </w:p>
@@ -3321,6 +3500,9 @@
       </w:r>
       <w:r>
         <w:br/>
+      </w:r>
+      <w:r>
+        <w:lastRenderedPageBreak/>
         <w:t xml:space="preserve">            if(</w:t>
       </w:r>
       <w:proofErr w:type="spellStart"/>
@@ -3413,7 +3595,7 @@
     <w:p>
       <w:r>
         <w:pict w14:anchorId="3D1CB444">
-          <v:rect id="_x0000_i1157" style="width:0;height:1.5pt" o:hralign="center" o:hrstd="t" o:hr="t" fillcolor="#a0a0a0" stroked="f"/>
+          <v:rect id="_x0000_i1040" style="width:0;height:1.5pt" o:hralign="center" o:hrstd="t" o:hr="t" fillcolor="#a0a0a0" stroked="f"/>
         </w:pict>
       </w:r>
     </w:p>
@@ -3500,7 +3682,6 @@
         <w:br/>
       </w:r>
       <w:r>
-        <w:lastRenderedPageBreak/>
         <w:br/>
         <w:t xml:space="preserve">            if(</w:t>
       </w:r>
@@ -3640,6 +3821,7 @@
           <w:b/>
           <w:bCs/>
         </w:rPr>
+        <w:lastRenderedPageBreak/>
         <w:t>Problem</w:t>
       </w:r>
     </w:p>
@@ -3841,9 +4023,8 @@
     </w:p>
     <w:p>
       <w:r>
-        <w:lastRenderedPageBreak/>
         <w:pict w14:anchorId="710A10BB">
-          <v:rect id="_x0000_i1270" style="width:0;height:1.5pt" o:hralign="center" o:hrstd="t" o:hr="t" fillcolor="#a0a0a0" stroked="f"/>
+          <v:rect id="_x0000_i1041" style="width:0;height:1.5pt" o:hralign="center" o:hrstd="t" o:hr="t" fillcolor="#a0a0a0" stroked="f"/>
         </w:pict>
       </w:r>
     </w:p>
@@ -3999,6 +4180,9 @@
       </w:r>
       <w:r>
         <w:br/>
+      </w:r>
+      <w:r>
+        <w:lastRenderedPageBreak/>
         <w:t xml:space="preserve">        while(!</w:t>
       </w:r>
       <w:proofErr w:type="spellStart"/>
@@ -4133,7 +4317,7 @@
     <w:p>
       <w:r>
         <w:pict w14:anchorId="2A30C44E">
-          <v:rect id="_x0000_i1271" style="width:0;height:1.5pt" o:hralign="center" o:hrstd="t" o:hr="t" fillcolor="#a0a0a0" stroked="f"/>
+          <v:rect id="_x0000_i1042" style="width:0;height:1.5pt" o:hralign="center" o:hrstd="t" o:hr="t" fillcolor="#a0a0a0" stroked="f"/>
         </w:pict>
       </w:r>
     </w:p>
@@ -4190,157 +4374,157 @@
         <w:br/>
       </w:r>
       <w:r>
+        <w:br/>
+        <w:t xml:space="preserve">        </w:t>
+      </w:r>
+      <w:proofErr w:type="spellStart"/>
+      <w:r>
+        <w:t>StackArray</w:t>
+      </w:r>
+      <w:proofErr w:type="spellEnd"/>
+      <w:r>
+        <w:t xml:space="preserve"> stack = new </w:t>
+      </w:r>
+      <w:proofErr w:type="spellStart"/>
+      <w:r>
+        <w:t>StackArray</w:t>
+      </w:r>
+      <w:proofErr w:type="spellEnd"/>
+      <w:r>
+        <w:t>(</w:t>
+      </w:r>
+      <w:proofErr w:type="spellStart"/>
+      <w:r>
+        <w:t>exp.length</w:t>
+      </w:r>
+      <w:proofErr w:type="spellEnd"/>
+      <w:r>
+        <w:t>());</w:t>
+      </w:r>
+      <w:r>
+        <w:br/>
+      </w:r>
+      <w:r>
+        <w:br/>
+        <w:t xml:space="preserve">        for(char c : </w:t>
+      </w:r>
+      <w:proofErr w:type="spellStart"/>
+      <w:r>
+        <w:t>exp.toCharArray</w:t>
+      </w:r>
+      <w:proofErr w:type="spellEnd"/>
+      <w:r>
+        <w:t>()){</w:t>
+      </w:r>
+      <w:r>
+        <w:br/>
+      </w:r>
+      <w:r>
+        <w:br/>
+        <w:t xml:space="preserve">            if(</w:t>
+      </w:r>
+      <w:proofErr w:type="spellStart"/>
+      <w:r>
+        <w:t>Character.isLetterOrDigit</w:t>
+      </w:r>
+      <w:proofErr w:type="spellEnd"/>
+      <w:r>
+        <w:t>(c))</w:t>
+      </w:r>
+      <w:r>
+        <w:br/>
+        <w:t xml:space="preserve">                </w:t>
+      </w:r>
+      <w:proofErr w:type="spellStart"/>
+      <w:r>
+        <w:t>System.out.print</w:t>
+      </w:r>
+      <w:proofErr w:type="spellEnd"/>
+      <w:r>
+        <w:t>(c);</w:t>
+      </w:r>
+      <w:r>
+        <w:br/>
+      </w:r>
+      <w:r>
+        <w:br/>
+        <w:t xml:space="preserve">            else</w:t>
+      </w:r>
+      <w:r>
+        <w:br/>
+        <w:t xml:space="preserve">                </w:t>
+      </w:r>
+      <w:proofErr w:type="spellStart"/>
+      <w:r>
+        <w:t>stack.push</w:t>
+      </w:r>
+      <w:proofErr w:type="spellEnd"/>
+      <w:r>
+        <w:t>(c);</w:t>
+      </w:r>
+      <w:r>
+        <w:br/>
+        <w:t xml:space="preserve">        }</w:t>
+      </w:r>
+      <w:r>
+        <w:br/>
+      </w:r>
+      <w:r>
+        <w:br/>
+        <w:t xml:space="preserve">        while(!</w:t>
+      </w:r>
+      <w:proofErr w:type="spellStart"/>
+      <w:r>
+        <w:t>stack.isEmpty</w:t>
+      </w:r>
+      <w:proofErr w:type="spellEnd"/>
+      <w:r>
+        <w:t>())</w:t>
+      </w:r>
+      <w:r>
+        <w:br/>
+        <w:t xml:space="preserve">            </w:t>
+      </w:r>
+      <w:proofErr w:type="spellStart"/>
+      <w:r>
+        <w:t>System.out.print</w:t>
+      </w:r>
+      <w:proofErr w:type="spellEnd"/>
+      <w:r>
+        <w:t>((char)</w:t>
+      </w:r>
+      <w:proofErr w:type="spellStart"/>
+      <w:r>
+        <w:t>stack.pop</w:t>
+      </w:r>
+      <w:proofErr w:type="spellEnd"/>
+      <w:r>
+        <w:t>());</w:t>
+      </w:r>
+      <w:r>
+        <w:br/>
+        <w:t xml:space="preserve">    }</w:t>
+      </w:r>
+      <w:r>
+        <w:br/>
+        <w:t>}</w:t>
+      </w:r>
+    </w:p>
+    <w:p>
+      <w:r>
+        <w:t>Output</w:t>
+      </w:r>
+    </w:p>
+    <w:p>
+      <w:r>
         <w:lastRenderedPageBreak/>
-        <w:br/>
-        <w:t xml:space="preserve">        </w:t>
-      </w:r>
-      <w:proofErr w:type="spellStart"/>
-      <w:r>
-        <w:t>StackArray</w:t>
-      </w:r>
-      <w:proofErr w:type="spellEnd"/>
-      <w:r>
-        <w:t xml:space="preserve"> stack = new </w:t>
-      </w:r>
-      <w:proofErr w:type="spellStart"/>
-      <w:r>
-        <w:t>StackArray</w:t>
-      </w:r>
-      <w:proofErr w:type="spellEnd"/>
-      <w:r>
-        <w:t>(</w:t>
-      </w:r>
-      <w:proofErr w:type="spellStart"/>
-      <w:r>
-        <w:t>exp.length</w:t>
-      </w:r>
-      <w:proofErr w:type="spellEnd"/>
-      <w:r>
-        <w:t>());</w:t>
-      </w:r>
-      <w:r>
-        <w:br/>
-      </w:r>
-      <w:r>
-        <w:br/>
-        <w:t xml:space="preserve">        for(char c : </w:t>
-      </w:r>
-      <w:proofErr w:type="spellStart"/>
-      <w:r>
-        <w:t>exp.toCharArray</w:t>
-      </w:r>
-      <w:proofErr w:type="spellEnd"/>
-      <w:r>
-        <w:t>()){</w:t>
-      </w:r>
-      <w:r>
-        <w:br/>
-      </w:r>
-      <w:r>
-        <w:br/>
-        <w:t xml:space="preserve">            if(</w:t>
-      </w:r>
-      <w:proofErr w:type="spellStart"/>
-      <w:r>
-        <w:t>Character.isLetterOrDigit</w:t>
-      </w:r>
-      <w:proofErr w:type="spellEnd"/>
-      <w:r>
-        <w:t>(c))</w:t>
-      </w:r>
-      <w:r>
-        <w:br/>
-        <w:t xml:space="preserve">                </w:t>
-      </w:r>
-      <w:proofErr w:type="spellStart"/>
-      <w:r>
-        <w:t>System.out.print</w:t>
-      </w:r>
-      <w:proofErr w:type="spellEnd"/>
-      <w:r>
-        <w:t>(c);</w:t>
-      </w:r>
-      <w:r>
-        <w:br/>
-      </w:r>
-      <w:r>
-        <w:br/>
-        <w:t xml:space="preserve">            else</w:t>
-      </w:r>
-      <w:r>
-        <w:br/>
-        <w:t xml:space="preserve">                </w:t>
-      </w:r>
-      <w:proofErr w:type="spellStart"/>
-      <w:r>
-        <w:t>stack.push</w:t>
-      </w:r>
-      <w:proofErr w:type="spellEnd"/>
-      <w:r>
-        <w:t>(c);</w:t>
-      </w:r>
-      <w:r>
-        <w:br/>
-        <w:t xml:space="preserve">        }</w:t>
-      </w:r>
-      <w:r>
-        <w:br/>
-      </w:r>
-      <w:r>
-        <w:br/>
-        <w:t xml:space="preserve">        while(!</w:t>
-      </w:r>
-      <w:proofErr w:type="spellStart"/>
-      <w:r>
-        <w:t>stack.isEmpty</w:t>
-      </w:r>
-      <w:proofErr w:type="spellEnd"/>
-      <w:r>
-        <w:t>())</w:t>
-      </w:r>
-      <w:r>
-        <w:br/>
-        <w:t xml:space="preserve">            </w:t>
-      </w:r>
-      <w:proofErr w:type="spellStart"/>
-      <w:r>
-        <w:t>System.out.print</w:t>
-      </w:r>
-      <w:proofErr w:type="spellEnd"/>
-      <w:r>
-        <w:t>((char)</w:t>
-      </w:r>
-      <w:proofErr w:type="spellStart"/>
-      <w:r>
-        <w:t>stack.pop</w:t>
-      </w:r>
-      <w:proofErr w:type="spellEnd"/>
-      <w:r>
-        <w:t>());</w:t>
-      </w:r>
-      <w:r>
-        <w:br/>
-        <w:t xml:space="preserve">    }</w:t>
-      </w:r>
-      <w:r>
-        <w:br/>
-        <w:t>}</w:t>
-      </w:r>
-    </w:p>
-    <w:p>
-      <w:r>
-        <w:t>Output</w:t>
-      </w:r>
-    </w:p>
-    <w:p>
-      <w:r>
         <w:t>ABC*+</w:t>
       </w:r>
     </w:p>
     <w:p>
       <w:r>
         <w:pict w14:anchorId="2BE7AD3E">
-          <v:rect id="_x0000_i1272" style="width:0;height:1.5pt" o:hralign="center" o:hrstd="t" o:hr="t" fillcolor="#a0a0a0" stroked="f"/>
+          <v:rect id="_x0000_i1043" style="width:0;height:1.5pt" o:hralign="center" o:hrstd="t" o:hr="t" fillcolor="#a0a0a0" stroked="f"/>
         </w:pict>
       </w:r>
     </w:p>
@@ -4497,9 +4681,6 @@
       </w:r>
       <w:r>
         <w:br/>
-      </w:r>
-      <w:r>
-        <w:lastRenderedPageBreak/>
         <w:t xml:space="preserve">                </w:t>
       </w:r>
       <w:proofErr w:type="spellStart"/>
@@ -4553,7 +4734,7 @@
     <w:p>
       <w:r>
         <w:pict w14:anchorId="71EDF33F">
-          <v:rect id="_x0000_i1273" style="width:0;height:1.5pt" o:hralign="center" o:hrstd="t" o:hr="t" fillcolor="#a0a0a0" stroked="f"/>
+          <v:rect id="_x0000_i1044" style="width:0;height:1.5pt" o:hralign="center" o:hrstd="t" o:hr="t" fillcolor="#a0a0a0" stroked="f"/>
         </w:pict>
       </w:r>
     </w:p>
@@ -4650,6 +4831,9 @@
       </w:r>
       <w:r>
         <w:br/>
+      </w:r>
+      <w:r>
+        <w:lastRenderedPageBreak/>
         <w:t xml:space="preserve">        for(int </w:t>
       </w:r>
       <w:proofErr w:type="spellStart"/>
@@ -4790,7 +4974,7 @@
     <w:p>
       <w:r>
         <w:pict w14:anchorId="50999BEA">
-          <v:rect id="_x0000_i1274" style="width:0;height:1.5pt" o:hralign="center" o:hrstd="t" o:hr="t" fillcolor="#a0a0a0" stroked="f"/>
+          <v:rect id="_x0000_i1045" style="width:0;height:1.5pt" o:hralign="center" o:hrstd="t" o:hr="t" fillcolor="#a0a0a0" stroked="f"/>
         </w:pict>
       </w:r>
     </w:p>
@@ -4894,9 +5078,6 @@
       </w:r>
       <w:r>
         <w:br/>
-      </w:r>
-      <w:r>
-        <w:lastRenderedPageBreak/>
         <w:t xml:space="preserve">        </w:t>
       </w:r>
       <w:proofErr w:type="spellStart"/>
@@ -5050,7 +5231,7 @@
     <w:p>
       <w:r>
         <w:pict w14:anchorId="2FFF4CBB">
-          <v:rect id="_x0000_i1275" style="width:0;height:1.5pt" o:hralign="center" o:hrstd="t" o:hr="t" fillcolor="#a0a0a0" stroked="f"/>
+          <v:rect id="_x0000_i1046" style="width:0;height:1.5pt" o:hralign="center" o:hrstd="t" o:hr="t" fillcolor="#a0a0a0" stroked="f"/>
         </w:pict>
       </w:r>
     </w:p>
@@ -5071,6 +5252,7 @@
     </w:p>
     <w:p>
       <w:r>
+        <w:lastRenderedPageBreak/>
         <w:t xml:space="preserve">public class </w:t>
       </w:r>
       <w:proofErr w:type="spellStart"/>
@@ -5251,7 +5433,7 @@
     <w:p>
       <w:r>
         <w:pict w14:anchorId="702F6AE9">
-          <v:rect id="_x0000_i1276" style="width:0;height:1.5pt" o:hralign="center" o:hrstd="t" o:hr="t" fillcolor="#a0a0a0" stroked="f"/>
+          <v:rect id="_x0000_i1047" style="width:0;height:1.5pt" o:hralign="center" o:hrstd="t" o:hr="t" fillcolor="#a0a0a0" stroked="f"/>
         </w:pict>
       </w:r>
     </w:p>
@@ -5267,51 +5449,183 @@
           <w:b/>
           <w:bCs/>
         </w:rPr>
+        <w:t>22 Redundant Parentheses</w:t>
+      </w:r>
+    </w:p>
+    <w:p>
+      <w:r>
+        <w:t xml:space="preserve">public class </w:t>
+      </w:r>
+      <w:proofErr w:type="spellStart"/>
+      <w:r>
+        <w:t>RedundantParentheses</w:t>
+      </w:r>
+      <w:proofErr w:type="spellEnd"/>
+      <w:r>
+        <w:t xml:space="preserve"> {</w:t>
+      </w:r>
+      <w:r>
+        <w:br/>
+      </w:r>
+      <w:r>
+        <w:br/>
+        <w:t xml:space="preserve">    public static void main(String[] </w:t>
+      </w:r>
+      <w:proofErr w:type="spellStart"/>
+      <w:r>
+        <w:t>args</w:t>
+      </w:r>
+      <w:proofErr w:type="spellEnd"/>
+      <w:r>
+        <w:t>) {</w:t>
+      </w:r>
+      <w:r>
+        <w:br/>
+      </w:r>
+      <w:r>
+        <w:br/>
+        <w:t xml:space="preserve">        String exp="((</w:t>
+      </w:r>
+      <w:proofErr w:type="spellStart"/>
+      <w:r>
+        <w:t>a+b</w:t>
+      </w:r>
+      <w:proofErr w:type="spellEnd"/>
+      <w:r>
+        <w:t>))";</w:t>
+      </w:r>
+      <w:r>
+        <w:br/>
+      </w:r>
+      <w:r>
+        <w:br/>
+        <w:t xml:space="preserve">        </w:t>
+      </w:r>
+      <w:proofErr w:type="spellStart"/>
+      <w:r>
+        <w:t>StackArray</w:t>
+      </w:r>
+      <w:proofErr w:type="spellEnd"/>
+      <w:r>
+        <w:t xml:space="preserve"> stack=new </w:t>
+      </w:r>
+      <w:proofErr w:type="spellStart"/>
+      <w:r>
+        <w:t>StackArray</w:t>
+      </w:r>
+      <w:proofErr w:type="spellEnd"/>
+      <w:r>
+        <w:t>(</w:t>
+      </w:r>
+      <w:proofErr w:type="spellStart"/>
+      <w:r>
+        <w:t>exp.length</w:t>
+      </w:r>
+      <w:proofErr w:type="spellEnd"/>
+      <w:r>
+        <w:t>());</w:t>
+      </w:r>
+      <w:r>
+        <w:br/>
+      </w:r>
+      <w:r>
+        <w:br/>
+        <w:t xml:space="preserve">        for(char c:exp.toCharArray()){</w:t>
+      </w:r>
+      <w:r>
+        <w:br/>
+      </w:r>
+      <w:r>
+        <w:br/>
+        <w:t xml:space="preserve">            if(c==')'){</w:t>
+      </w:r>
+      <w:r>
+        <w:br/>
+      </w:r>
+      <w:r>
+        <w:br/>
+        <w:t xml:space="preserve">                int top=</w:t>
+      </w:r>
+      <w:proofErr w:type="spellStart"/>
+      <w:r>
+        <w:t>stack.pop</w:t>
+      </w:r>
+      <w:proofErr w:type="spellEnd"/>
+      <w:r>
+        <w:t>();</w:t>
+      </w:r>
+      <w:r>
+        <w:br/>
+      </w:r>
+      <w:r>
+        <w:br/>
+        <w:t xml:space="preserve">                if(top=='('){</w:t>
+      </w:r>
+      <w:r>
+        <w:br/>
+        <w:t xml:space="preserve">                    </w:t>
+      </w:r>
+      <w:proofErr w:type="spellStart"/>
+      <w:r>
+        <w:t>System.out.println</w:t>
+      </w:r>
+      <w:proofErr w:type="spellEnd"/>
+      <w:r>
+        <w:t>("Redundant Bracket");</w:t>
+      </w:r>
+      <w:r>
+        <w:br/>
+        <w:t xml:space="preserve">                    return;</w:t>
+      </w:r>
+      <w:r>
+        <w:br/>
+      </w:r>
+      <w:r>
         <w:lastRenderedPageBreak/>
-        <w:t>22 Redundant Parentheses</w:t>
-      </w:r>
-    </w:p>
-    <w:p>
-      <w:r>
-        <w:t xml:space="preserve">public class </w:t>
-      </w:r>
-      <w:proofErr w:type="spellStart"/>
-      <w:r>
-        <w:t>RedundantParentheses</w:t>
-      </w:r>
-      <w:proofErr w:type="spellEnd"/>
-      <w:r>
-        <w:t xml:space="preserve"> {</w:t>
-      </w:r>
-      <w:r>
-        <w:br/>
-      </w:r>
-      <w:r>
-        <w:br/>
-        <w:t xml:space="preserve">    public static void main(String[] </w:t>
-      </w:r>
-      <w:proofErr w:type="spellStart"/>
-      <w:r>
-        <w:t>args</w:t>
-      </w:r>
-      <w:proofErr w:type="spellEnd"/>
-      <w:r>
-        <w:t>) {</w:t>
-      </w:r>
-      <w:r>
-        <w:br/>
-      </w:r>
-      <w:r>
-        <w:br/>
-        <w:t xml:space="preserve">        String exp="((</w:t>
-      </w:r>
-      <w:proofErr w:type="spellStart"/>
-      <w:r>
-        <w:t>a+b</w:t>
-      </w:r>
-      <w:proofErr w:type="spellEnd"/>
-      <w:r>
-        <w:t>))";</w:t>
+        <w:t xml:space="preserve">                }</w:t>
+      </w:r>
+      <w:r>
+        <w:br/>
+      </w:r>
+      <w:r>
+        <w:br/>
+        <w:t xml:space="preserve">                while(top!='(')</w:t>
+      </w:r>
+      <w:r>
+        <w:br/>
+        <w:t xml:space="preserve">                    top=</w:t>
+      </w:r>
+      <w:proofErr w:type="spellStart"/>
+      <w:r>
+        <w:t>stack.pop</w:t>
+      </w:r>
+      <w:proofErr w:type="spellEnd"/>
+      <w:r>
+        <w:t>();</w:t>
+      </w:r>
+      <w:r>
+        <w:br/>
+        <w:t xml:space="preserve">            }</w:t>
+      </w:r>
+      <w:r>
+        <w:br/>
+        <w:t xml:space="preserve">            else</w:t>
+      </w:r>
+      <w:r>
+        <w:br/>
+        <w:t xml:space="preserve">                </w:t>
+      </w:r>
+      <w:proofErr w:type="spellStart"/>
+      <w:r>
+        <w:t>stack.push</w:t>
+      </w:r>
+      <w:proofErr w:type="spellEnd"/>
+      <w:r>
+        <w:t>(c);</w:t>
+      </w:r>
+      <w:r>
+        <w:br/>
+        <w:t xml:space="preserve">        }</w:t>
       </w:r>
       <w:r>
         <w:br/>
@@ -5322,140 +5636,10 @@
       </w:r>
       <w:proofErr w:type="spellStart"/>
       <w:r>
-        <w:t>StackArray</w:t>
-      </w:r>
-      <w:proofErr w:type="spellEnd"/>
-      <w:r>
-        <w:t xml:space="preserve"> stack=new </w:t>
-      </w:r>
-      <w:proofErr w:type="spellStart"/>
-      <w:r>
-        <w:t>StackArray</w:t>
-      </w:r>
-      <w:proofErr w:type="spellEnd"/>
-      <w:r>
-        <w:t>(</w:t>
-      </w:r>
-      <w:proofErr w:type="spellStart"/>
-      <w:r>
-        <w:t>exp.length</w:t>
-      </w:r>
-      <w:proofErr w:type="spellEnd"/>
-      <w:r>
-        <w:t>());</w:t>
-      </w:r>
-      <w:r>
-        <w:br/>
-      </w:r>
-      <w:r>
-        <w:br/>
-        <w:t xml:space="preserve">        for(char c:exp.toCharArray()){</w:t>
-      </w:r>
-      <w:r>
-        <w:br/>
-      </w:r>
-      <w:r>
-        <w:br/>
-        <w:t xml:space="preserve">            if(c==')'){</w:t>
-      </w:r>
-      <w:r>
-        <w:br/>
-      </w:r>
-      <w:r>
-        <w:br/>
-        <w:t xml:space="preserve">                int top=</w:t>
-      </w:r>
-      <w:proofErr w:type="spellStart"/>
-      <w:r>
-        <w:t>stack.pop</w:t>
-      </w:r>
-      <w:proofErr w:type="spellEnd"/>
-      <w:r>
-        <w:t>();</w:t>
-      </w:r>
-      <w:r>
-        <w:br/>
-      </w:r>
-      <w:r>
-        <w:br/>
-        <w:t xml:space="preserve">                if(top=='('){</w:t>
-      </w:r>
-      <w:r>
-        <w:br/>
-        <w:t xml:space="preserve">                    </w:t>
-      </w:r>
-      <w:proofErr w:type="spellStart"/>
-      <w:r>
         <w:t>System.out.println</w:t>
       </w:r>
       <w:proofErr w:type="spellEnd"/>
       <w:r>
-        <w:t>("Redundant Bracket");</w:t>
-      </w:r>
-      <w:r>
-        <w:br/>
-        <w:t xml:space="preserve">                    return;</w:t>
-      </w:r>
-      <w:r>
-        <w:br/>
-        <w:t xml:space="preserve">                }</w:t>
-      </w:r>
-      <w:r>
-        <w:br/>
-      </w:r>
-      <w:r>
-        <w:br/>
-        <w:t xml:space="preserve">                while(top!='(')</w:t>
-      </w:r>
-      <w:r>
-        <w:br/>
-        <w:t xml:space="preserve">                    top=</w:t>
-      </w:r>
-      <w:proofErr w:type="spellStart"/>
-      <w:r>
-        <w:t>stack.pop</w:t>
-      </w:r>
-      <w:proofErr w:type="spellEnd"/>
-      <w:r>
-        <w:t>();</w:t>
-      </w:r>
-      <w:r>
-        <w:br/>
-        <w:t xml:space="preserve">            }</w:t>
-      </w:r>
-      <w:r>
-        <w:br/>
-        <w:t xml:space="preserve">            else</w:t>
-      </w:r>
-      <w:r>
-        <w:br/>
-        <w:t xml:space="preserve">                </w:t>
-      </w:r>
-      <w:proofErr w:type="spellStart"/>
-      <w:r>
-        <w:t>stack.push</w:t>
-      </w:r>
-      <w:proofErr w:type="spellEnd"/>
-      <w:r>
-        <w:t>(c);</w:t>
-      </w:r>
-      <w:r>
-        <w:br/>
-        <w:t xml:space="preserve">        }</w:t>
-      </w:r>
-      <w:r>
-        <w:br/>
-      </w:r>
-      <w:r>
-        <w:br/>
-        <w:t xml:space="preserve">        </w:t>
-      </w:r>
-      <w:proofErr w:type="spellStart"/>
-      <w:r>
-        <w:t>System.out.println</w:t>
-      </w:r>
-      <w:proofErr w:type="spellEnd"/>
-      <w:r>
         <w:t>("No Redundant Bracket");</w:t>
       </w:r>
       <w:r>
@@ -5470,7 +5654,7 @@
     <w:p>
       <w:r>
         <w:pict w14:anchorId="662569B3">
-          <v:rect id="_x0000_i1277" style="width:0;height:1.5pt" o:hralign="center" o:hrstd="t" o:hr="t" fillcolor="#a0a0a0" stroked="f"/>
+          <v:rect id="_x0000_i1048" style="width:0;height:1.5pt" o:hralign="center" o:hrstd="t" o:hr="t" fillcolor="#a0a0a0" stroked="f"/>
         </w:pict>
       </w:r>
     </w:p>
@@ -5558,7 +5742,6 @@
         <w:br/>
       </w:r>
       <w:r>
-        <w:lastRenderedPageBreak/>
         <w:br/>
         <w:t xml:space="preserve">        while(</w:t>
       </w:r>
@@ -5648,7 +5831,7 @@
     <w:p>
       <w:r>
         <w:pict w14:anchorId="4454D803">
-          <v:rect id="_x0000_i1278" style="width:0;height:1.5pt" o:hralign="center" o:hrstd="t" o:hr="t" fillcolor="#a0a0a0" stroked="f"/>
+          <v:rect id="_x0000_i1049" style="width:0;height:1.5pt" o:hralign="center" o:hrstd="t" o:hr="t" fillcolor="#a0a0a0" stroked="f"/>
         </w:pict>
       </w:r>
     </w:p>
@@ -5699,6 +5882,9 @@
       </w:r>
       <w:r>
         <w:br/>
+      </w:r>
+      <w:r>
+        <w:lastRenderedPageBreak/>
         <w:t xml:space="preserve">        int </w:t>
       </w:r>
       <w:proofErr w:type="spellStart"/>
@@ -5832,7 +6018,7 @@
     <w:p>
       <w:r>
         <w:pict w14:anchorId="05EFB8B8">
-          <v:rect id="_x0000_i1279" style="width:0;height:1.5pt" o:hralign="center" o:hrstd="t" o:hr="t" fillcolor="#a0a0a0" stroked="f"/>
+          <v:rect id="_x0000_i1050" style="width:0;height:1.5pt" o:hralign="center" o:hrstd="t" o:hr="t" fillcolor="#a0a0a0" stroked="f"/>
         </w:pict>
       </w:r>
     </w:p>
@@ -5906,130 +6092,130 @@
         <w:br/>
       </w:r>
       <w:r>
+        <w:br/>
+        <w:t xml:space="preserve">        if(n==1){</w:t>
+      </w:r>
+      <w:r>
+        <w:br/>
+        <w:t xml:space="preserve">            </w:t>
+      </w:r>
+      <w:proofErr w:type="spellStart"/>
+      <w:r>
+        <w:t>System.out.println</w:t>
+      </w:r>
+      <w:proofErr w:type="spellEnd"/>
+      <w:r>
+        <w:t>(</w:t>
+      </w:r>
+      <w:proofErr w:type="spellStart"/>
+      <w:r>
+        <w:t>src</w:t>
+      </w:r>
+      <w:proofErr w:type="spellEnd"/>
+      <w:r>
+        <w:t>+" -&gt; "+</w:t>
+      </w:r>
+      <w:proofErr w:type="spellStart"/>
+      <w:r>
+        <w:t>dest</w:t>
+      </w:r>
+      <w:proofErr w:type="spellEnd"/>
+      <w:r>
+        <w:t>);</w:t>
+      </w:r>
+      <w:r>
+        <w:br/>
+        <w:t xml:space="preserve">            return;</w:t>
+      </w:r>
+      <w:r>
+        <w:br/>
+        <w:t xml:space="preserve">        }</w:t>
+      </w:r>
+      <w:r>
+        <w:br/>
+      </w:r>
+      <w:r>
+        <w:br/>
+        <w:t xml:space="preserve">        solve(n-1,src,dest,aux);</w:t>
+      </w:r>
+      <w:r>
+        <w:br/>
+      </w:r>
+      <w:r>
+        <w:br/>
+        <w:t xml:space="preserve">        </w:t>
+      </w:r>
+      <w:proofErr w:type="spellStart"/>
+      <w:r>
+        <w:t>System.out.println</w:t>
+      </w:r>
+      <w:proofErr w:type="spellEnd"/>
+      <w:r>
+        <w:t>(</w:t>
+      </w:r>
+      <w:proofErr w:type="spellStart"/>
+      <w:r>
+        <w:t>src</w:t>
+      </w:r>
+      <w:proofErr w:type="spellEnd"/>
+      <w:r>
+        <w:t>+" -&gt; "+</w:t>
+      </w:r>
+      <w:proofErr w:type="spellStart"/>
+      <w:r>
+        <w:t>dest</w:t>
+      </w:r>
+      <w:proofErr w:type="spellEnd"/>
+      <w:r>
+        <w:t>);</w:t>
+      </w:r>
+      <w:r>
+        <w:br/>
+      </w:r>
+      <w:r>
+        <w:br/>
+        <w:t xml:space="preserve">        solve(n-1,aux,src,dest);</w:t>
+      </w:r>
+      <w:r>
+        <w:br/>
+        <w:t xml:space="preserve">    }</w:t>
+      </w:r>
+      <w:r>
+        <w:br/>
+      </w:r>
+      <w:r>
+        <w:br/>
+        <w:t xml:space="preserve">    public static void main(String[] </w:t>
+      </w:r>
+      <w:proofErr w:type="spellStart"/>
+      <w:r>
+        <w:t>args</w:t>
+      </w:r>
+      <w:proofErr w:type="spellEnd"/>
+      <w:r>
+        <w:t>){</w:t>
+      </w:r>
+      <w:r>
+        <w:br/>
+      </w:r>
+      <w:r>
+        <w:br/>
+        <w:t xml:space="preserve">        solve(3,'A','B','C');</w:t>
+      </w:r>
+      <w:r>
+        <w:br/>
+        <w:t xml:space="preserve">    }</w:t>
+      </w:r>
+      <w:r>
+        <w:br/>
+        <w:t>}</w:t>
+      </w:r>
+    </w:p>
+    <w:p>
+      <w:r>
         <w:lastRenderedPageBreak/>
-        <w:br/>
-        <w:t xml:space="preserve">        if(n==1){</w:t>
-      </w:r>
-      <w:r>
-        <w:br/>
-        <w:t xml:space="preserve">            </w:t>
-      </w:r>
-      <w:proofErr w:type="spellStart"/>
-      <w:r>
-        <w:t>System.out.println</w:t>
-      </w:r>
-      <w:proofErr w:type="spellEnd"/>
-      <w:r>
-        <w:t>(</w:t>
-      </w:r>
-      <w:proofErr w:type="spellStart"/>
-      <w:r>
-        <w:t>src</w:t>
-      </w:r>
-      <w:proofErr w:type="spellEnd"/>
-      <w:r>
-        <w:t>+" -&gt; "+</w:t>
-      </w:r>
-      <w:proofErr w:type="spellStart"/>
-      <w:r>
-        <w:t>dest</w:t>
-      </w:r>
-      <w:proofErr w:type="spellEnd"/>
-      <w:r>
-        <w:t>);</w:t>
-      </w:r>
-      <w:r>
-        <w:br/>
-        <w:t xml:space="preserve">            return;</w:t>
-      </w:r>
-      <w:r>
-        <w:br/>
-        <w:t xml:space="preserve">        }</w:t>
-      </w:r>
-      <w:r>
-        <w:br/>
-      </w:r>
-      <w:r>
-        <w:br/>
-        <w:t xml:space="preserve">        solve(n-1,src,dest,aux);</w:t>
-      </w:r>
-      <w:r>
-        <w:br/>
-      </w:r>
-      <w:r>
-        <w:br/>
-        <w:t xml:space="preserve">        </w:t>
-      </w:r>
-      <w:proofErr w:type="spellStart"/>
-      <w:r>
-        <w:t>System.out.println</w:t>
-      </w:r>
-      <w:proofErr w:type="spellEnd"/>
-      <w:r>
-        <w:t>(</w:t>
-      </w:r>
-      <w:proofErr w:type="spellStart"/>
-      <w:r>
-        <w:t>src</w:t>
-      </w:r>
-      <w:proofErr w:type="spellEnd"/>
-      <w:r>
-        <w:t>+" -&gt; "+</w:t>
-      </w:r>
-      <w:proofErr w:type="spellStart"/>
-      <w:r>
-        <w:t>dest</w:t>
-      </w:r>
-      <w:proofErr w:type="spellEnd"/>
-      <w:r>
-        <w:t>);</w:t>
-      </w:r>
-      <w:r>
-        <w:br/>
-      </w:r>
-      <w:r>
-        <w:br/>
-        <w:t xml:space="preserve">        solve(n-1,aux,src,dest);</w:t>
-      </w:r>
-      <w:r>
-        <w:br/>
-        <w:t xml:space="preserve">    }</w:t>
-      </w:r>
-      <w:r>
-        <w:br/>
-      </w:r>
-      <w:r>
-        <w:br/>
-        <w:t xml:space="preserve">    public static void main(String[] </w:t>
-      </w:r>
-      <w:proofErr w:type="spellStart"/>
-      <w:r>
-        <w:t>args</w:t>
-      </w:r>
-      <w:proofErr w:type="spellEnd"/>
-      <w:r>
-        <w:t>){</w:t>
-      </w:r>
-      <w:r>
-        <w:br/>
-      </w:r>
-      <w:r>
-        <w:br/>
-        <w:t xml:space="preserve">        solve(3,'A','B','C');</w:t>
-      </w:r>
-      <w:r>
-        <w:br/>
-        <w:t xml:space="preserve">    }</w:t>
-      </w:r>
-      <w:r>
-        <w:br/>
-        <w:t>}</w:t>
-      </w:r>
-    </w:p>
-    <w:p>
-      <w:r>
         <w:pict w14:anchorId="588E2536">
-          <v:rect id="_x0000_i1280" style="width:0;height:1.5pt" o:hralign="center" o:hrstd="t" o:hr="t" fillcolor="#a0a0a0" stroked="f"/>
+          <v:rect id="_x0000_i1051" style="width:0;height:1.5pt" o:hralign="center" o:hrstd="t" o:hr="t" fillcolor="#a0a0a0" stroked="f"/>
         </w:pict>
       </w:r>
     </w:p>
@@ -6176,9 +6362,6 @@
       </w:r>
       <w:r>
         <w:br/>
-      </w:r>
-      <w:r>
-        <w:lastRenderedPageBreak/>
         <w:t xml:space="preserve">            </w:t>
       </w:r>
       <w:proofErr w:type="spellStart"/>
@@ -6321,7 +6504,7 @@
     <w:p>
       <w:r>
         <w:pict w14:anchorId="60367590">
-          <v:rect id="_x0000_i1281" style="width:0;height:1.5pt" o:hralign="center" o:hrstd="t" o:hr="t" fillcolor="#a0a0a0" stroked="f"/>
+          <v:rect id="_x0000_i1052" style="width:0;height:1.5pt" o:hralign="center" o:hrstd="t" o:hr="t" fillcolor="#a0a0a0" stroked="f"/>
         </w:pict>
       </w:r>
     </w:p>
@@ -6342,6 +6525,7 @@
     </w:p>
     <w:p>
       <w:r>
+        <w:lastRenderedPageBreak/>
         <w:t xml:space="preserve">public class </w:t>
       </w:r>
       <w:proofErr w:type="spellStart"/>
@@ -6490,7 +6674,7 @@
     <w:p>
       <w:r>
         <w:pict w14:anchorId="2448F333">
-          <v:rect id="_x0000_i1282" style="width:0;height:1.5pt" o:hralign="center" o:hrstd="t" o:hr="t" fillcolor="#a0a0a0" stroked="f"/>
+          <v:rect id="_x0000_i1053" style="width:0;height:1.5pt" o:hralign="center" o:hrstd="t" o:hr="t" fillcolor="#a0a0a0" stroked="f"/>
         </w:pict>
       </w:r>
     </w:p>
@@ -6511,179 +6695,181 @@
     </w:p>
     <w:p>
       <w:r>
+        <w:t xml:space="preserve">public class </w:t>
+      </w:r>
+      <w:proofErr w:type="spellStart"/>
+      <w:r>
+        <w:t>SimplifyPath</w:t>
+      </w:r>
+      <w:proofErr w:type="spellEnd"/>
+      <w:r>
+        <w:t xml:space="preserve"> {</w:t>
+      </w:r>
+      <w:r>
+        <w:br/>
+      </w:r>
+      <w:r>
+        <w:br/>
+        <w:t xml:space="preserve">    public static void main(String[] </w:t>
+      </w:r>
+      <w:proofErr w:type="spellStart"/>
+      <w:r>
+        <w:t>args</w:t>
+      </w:r>
+      <w:proofErr w:type="spellEnd"/>
+      <w:r>
+        <w:t>) {</w:t>
+      </w:r>
+      <w:r>
+        <w:br/>
+      </w:r>
+      <w:r>
+        <w:br/>
+        <w:t xml:space="preserve">        String path="/home/foo/bar";</w:t>
+      </w:r>
+      <w:r>
+        <w:br/>
+      </w:r>
+      <w:r>
+        <w:br/>
+        <w:t xml:space="preserve">        String parts[]=</w:t>
+      </w:r>
+      <w:proofErr w:type="spellStart"/>
+      <w:r>
+        <w:t>path.split</w:t>
+      </w:r>
+      <w:proofErr w:type="spellEnd"/>
+      <w:r>
+        <w:t>("/");</w:t>
+      </w:r>
+      <w:r>
+        <w:br/>
+      </w:r>
+      <w:r>
+        <w:br/>
+        <w:t xml:space="preserve">        </w:t>
+      </w:r>
+      <w:proofErr w:type="spellStart"/>
+      <w:r>
+        <w:t>StackArray</w:t>
+      </w:r>
+      <w:proofErr w:type="spellEnd"/>
+      <w:r>
+        <w:t xml:space="preserve"> stack=new </w:t>
+      </w:r>
+      <w:proofErr w:type="spellStart"/>
+      <w:r>
+        <w:t>StackArray</w:t>
+      </w:r>
+      <w:proofErr w:type="spellEnd"/>
+      <w:r>
+        <w:t>(</w:t>
+      </w:r>
+      <w:proofErr w:type="spellStart"/>
+      <w:r>
+        <w:t>parts.length</w:t>
+      </w:r>
+      <w:proofErr w:type="spellEnd"/>
+      <w:r>
+        <w:t>);</w:t>
+      </w:r>
+      <w:r>
+        <w:br/>
+      </w:r>
+      <w:r>
+        <w:br/>
+        <w:t xml:space="preserve">        for(String p:parts){</w:t>
+      </w:r>
+      <w:r>
+        <w:br/>
+      </w:r>
+      <w:r>
+        <w:br/>
+        <w:t xml:space="preserve">            if(</w:t>
+      </w:r>
+      <w:proofErr w:type="spellStart"/>
+      <w:r>
+        <w:t>p.equals</w:t>
+      </w:r>
+      <w:proofErr w:type="spellEnd"/>
+      <w:r>
+        <w:t>("")||</w:t>
+      </w:r>
+      <w:proofErr w:type="spellStart"/>
+      <w:r>
+        <w:t>p.equals</w:t>
+      </w:r>
+      <w:proofErr w:type="spellEnd"/>
+      <w:r>
+        <w:t>(".")) continue;</w:t>
+      </w:r>
+      <w:r>
+        <w:br/>
+      </w:r>
+      <w:r>
+        <w:br/>
+        <w:t xml:space="preserve">            </w:t>
+      </w:r>
+      <w:proofErr w:type="spellStart"/>
+      <w:r>
+        <w:t>stack.push</w:t>
+      </w:r>
+      <w:proofErr w:type="spellEnd"/>
+      <w:r>
+        <w:t>(</w:t>
+      </w:r>
+      <w:proofErr w:type="spellStart"/>
+      <w:r>
+        <w:t>p.length</w:t>
+      </w:r>
+      <w:proofErr w:type="spellEnd"/>
+      <w:r>
+        <w:t>());</w:t>
+      </w:r>
+      <w:r>
+        <w:br/>
+        <w:t xml:space="preserve">        }</w:t>
+      </w:r>
+      <w:r>
+        <w:br/>
+      </w:r>
+      <w:r>
+        <w:br/>
+        <w:t xml:space="preserve">        while(!</w:t>
+      </w:r>
+      <w:proofErr w:type="spellStart"/>
+      <w:r>
+        <w:t>stack.isEmpty</w:t>
+      </w:r>
+      <w:proofErr w:type="spellEnd"/>
+      <w:r>
+        <w:t>())</w:t>
+      </w:r>
+      <w:r>
+        <w:br/>
+        <w:t xml:space="preserve">            </w:t>
+      </w:r>
+      <w:proofErr w:type="spellStart"/>
+      <w:r>
+        <w:t>System.out.println</w:t>
+      </w:r>
+      <w:proofErr w:type="spellEnd"/>
+      <w:r>
+        <w:t>(</w:t>
+      </w:r>
+      <w:proofErr w:type="spellStart"/>
+      <w:r>
+        <w:t>stack.pop</w:t>
+      </w:r>
+      <w:proofErr w:type="spellEnd"/>
+      <w:r>
+        <w:t>());</w:t>
+      </w:r>
+      <w:r>
+        <w:br/>
+      </w:r>
+      <w:r>
         <w:lastRenderedPageBreak/>
-        <w:t xml:space="preserve">public class </w:t>
-      </w:r>
-      <w:proofErr w:type="spellStart"/>
-      <w:r>
-        <w:t>SimplifyPath</w:t>
-      </w:r>
-      <w:proofErr w:type="spellEnd"/>
-      <w:r>
-        <w:t xml:space="preserve"> {</w:t>
-      </w:r>
-      <w:r>
-        <w:br/>
-      </w:r>
-      <w:r>
-        <w:br/>
-        <w:t xml:space="preserve">    public static void main(String[] </w:t>
-      </w:r>
-      <w:proofErr w:type="spellStart"/>
-      <w:r>
-        <w:t>args</w:t>
-      </w:r>
-      <w:proofErr w:type="spellEnd"/>
-      <w:r>
-        <w:t>) {</w:t>
-      </w:r>
-      <w:r>
-        <w:br/>
-      </w:r>
-      <w:r>
-        <w:br/>
-        <w:t xml:space="preserve">        String path="/home/foo/bar";</w:t>
-      </w:r>
-      <w:r>
-        <w:br/>
-      </w:r>
-      <w:r>
-        <w:br/>
-        <w:t xml:space="preserve">        String parts[]=</w:t>
-      </w:r>
-      <w:proofErr w:type="spellStart"/>
-      <w:r>
-        <w:t>path.split</w:t>
-      </w:r>
-      <w:proofErr w:type="spellEnd"/>
-      <w:r>
-        <w:t>("/");</w:t>
-      </w:r>
-      <w:r>
-        <w:br/>
-      </w:r>
-      <w:r>
-        <w:br/>
-        <w:t xml:space="preserve">        </w:t>
-      </w:r>
-      <w:proofErr w:type="spellStart"/>
-      <w:r>
-        <w:t>StackArray</w:t>
-      </w:r>
-      <w:proofErr w:type="spellEnd"/>
-      <w:r>
-        <w:t xml:space="preserve"> stack=new </w:t>
-      </w:r>
-      <w:proofErr w:type="spellStart"/>
-      <w:r>
-        <w:t>StackArray</w:t>
-      </w:r>
-      <w:proofErr w:type="spellEnd"/>
-      <w:r>
-        <w:t>(</w:t>
-      </w:r>
-      <w:proofErr w:type="spellStart"/>
-      <w:r>
-        <w:t>parts.length</w:t>
-      </w:r>
-      <w:proofErr w:type="spellEnd"/>
-      <w:r>
-        <w:t>);</w:t>
-      </w:r>
-      <w:r>
-        <w:br/>
-      </w:r>
-      <w:r>
-        <w:br/>
-        <w:t xml:space="preserve">        for(String p:parts){</w:t>
-      </w:r>
-      <w:r>
-        <w:br/>
-      </w:r>
-      <w:r>
-        <w:br/>
-        <w:t xml:space="preserve">            if(</w:t>
-      </w:r>
-      <w:proofErr w:type="spellStart"/>
-      <w:r>
-        <w:t>p.equals</w:t>
-      </w:r>
-      <w:proofErr w:type="spellEnd"/>
-      <w:r>
-        <w:t>("")||</w:t>
-      </w:r>
-      <w:proofErr w:type="spellStart"/>
-      <w:r>
-        <w:t>p.equals</w:t>
-      </w:r>
-      <w:proofErr w:type="spellEnd"/>
-      <w:r>
-        <w:t>(".")) continue;</w:t>
-      </w:r>
-      <w:r>
-        <w:br/>
-      </w:r>
-      <w:r>
-        <w:br/>
-        <w:t xml:space="preserve">            </w:t>
-      </w:r>
-      <w:proofErr w:type="spellStart"/>
-      <w:r>
-        <w:t>stack.push</w:t>
-      </w:r>
-      <w:proofErr w:type="spellEnd"/>
-      <w:r>
-        <w:t>(</w:t>
-      </w:r>
-      <w:proofErr w:type="spellStart"/>
-      <w:r>
-        <w:t>p.length</w:t>
-      </w:r>
-      <w:proofErr w:type="spellEnd"/>
-      <w:r>
-        <w:t>());</w:t>
-      </w:r>
-      <w:r>
-        <w:br/>
-        <w:t xml:space="preserve">        }</w:t>
-      </w:r>
-      <w:r>
-        <w:br/>
-      </w:r>
-      <w:r>
-        <w:br/>
-        <w:t xml:space="preserve">        while(!</w:t>
-      </w:r>
-      <w:proofErr w:type="spellStart"/>
-      <w:r>
-        <w:t>stack.isEmpty</w:t>
-      </w:r>
-      <w:proofErr w:type="spellEnd"/>
-      <w:r>
-        <w:t>())</w:t>
-      </w:r>
-      <w:r>
-        <w:br/>
-        <w:t xml:space="preserve">            </w:t>
-      </w:r>
-      <w:proofErr w:type="spellStart"/>
-      <w:r>
-        <w:t>System.out.println</w:t>
-      </w:r>
-      <w:proofErr w:type="spellEnd"/>
-      <w:r>
-        <w:t>(</w:t>
-      </w:r>
-      <w:proofErr w:type="spellStart"/>
-      <w:r>
-        <w:t>stack.pop</w:t>
-      </w:r>
-      <w:proofErr w:type="spellEnd"/>
-      <w:r>
-        <w:t>());</w:t>
-      </w:r>
-      <w:r>
-        <w:br/>
         <w:t xml:space="preserve">    }</w:t>
       </w:r>
       <w:r>
@@ -6694,7 +6880,7 @@
     <w:p>
       <w:r>
         <w:pict w14:anchorId="1DA6B5DC">
-          <v:rect id="_x0000_i1283" style="width:0;height:1.5pt" o:hralign="center" o:hrstd="t" o:hr="t" fillcolor="#a0a0a0" stroked="f"/>
+          <v:rect id="_x0000_i1054" style="width:0;height:1.5pt" o:hralign="center" o:hrstd="t" o:hr="t" fillcolor="#a0a0a0" stroked="f"/>
         </w:pict>
       </w:r>
     </w:p>
@@ -6870,7 +7056,6 @@
         <w:br/>
       </w:r>
       <w:r>
-        <w:lastRenderedPageBreak/>
         <w:br/>
         <w:t xml:space="preserve">                int top=</w:t>
       </w:r>
@@ -6951,7 +7136,7 @@
     <w:p>
       <w:r>
         <w:pict w14:anchorId="1F9B7398">
-          <v:rect id="_x0000_i1284" style="width:0;height:1.5pt" o:hralign="center" o:hrstd="t" o:hr="t" fillcolor="#a0a0a0" stroked="f"/>
+          <v:rect id="_x0000_i1055" style="width:0;height:1.5pt" o:hralign="center" o:hrstd="t" o:hr="t" fillcolor="#a0a0a0" stroked="f"/>
         </w:pict>
       </w:r>
     </w:p>
@@ -7001,6 +7186,7 @@
         <w:br/>
       </w:r>
       <w:r>
+        <w:lastRenderedPageBreak/>
         <w:br/>
         <w:t xml:space="preserve">        </w:t>
       </w:r>
@@ -8088,6 +8274,7 @@
   <w:style w:type="character" w:default="1" w:styleId="DefaultParagraphFont">
     <w:name w:val="Default Paragraph Font"/>
     <w:uiPriority w:val="1"/>
+    <w:semiHidden/>
     <w:unhideWhenUsed/>
   </w:style>
   <w:style w:type="table" w:default="1" w:styleId="TableNormal">
